--- a/fordonskontroll_manual.docx
+++ b/fordonskontroll_manual.docx
@@ -5,19 +5,26 @@
     <w:p>
       <w:pPr>
         <w:pStyle w:val="Title"/>
+        <w:jc w:val="center"/>
       </w:pPr>
       <w:r>
         <w:t>Manual – Stödjande kontroll transport av farligt gods</w:t>
       </w:r>
     </w:p>
     <w:p>
+      <w:pPr>
+        <w:jc w:val="center"/>
+      </w:pPr>
       <w:r>
-        <w:t>Version 5 (foto kopplat till kontrollpunkt + versionshistorik).</w:t>
+        <w:rPr>
+          <w:i/>
+        </w:rPr>
+        <w:t>Version 7 – användning, backup &amp; arkivering (sammanslagen manual)</w:t>
       </w:r>
     </w:p>
     <w:p>
       <w:r>
-        <w:t>Manualen beskriver hur den webbaserade applikationen används i Safari på iPhone/iPad. Applikationen fungerar offline och lagrar data lokalt tills backup exporteras.</w:t>
+        <w:t>Denna manual beskriver både praktisk användning av kontrollappen samt organisationens interna rutin för backup och arkivering. Dokumentet ersätter separata användar- och rutindokument.</w:t>
       </w:r>
     </w:p>
     <w:p>
@@ -25,162 +32,243 @@
         <w:pStyle w:val="Heading1"/>
       </w:pPr>
       <w:r>
-        <w:t>Versionshistorik</w:t>
+        <w:t>DEL A – Användning av kontrollappen</w:t>
       </w:r>
     </w:p>
-    <w:tbl>
-      <w:tblPr>
-        <w:tblW w:type="auto" w:w="0"/>
-        <w:tblLook w:firstColumn="1" w:firstRow="1" w:lastColumn="0" w:lastRow="0" w:noHBand="0" w:noVBand="1" w:val="04A0"/>
-      </w:tblPr>
-      <w:tblGrid>
-        <w:gridCol w:w="4320"/>
-        <w:gridCol w:w="4320"/>
-      </w:tblGrid>
-      <w:tr>
-        <w:tc>
-          <w:tcPr>
-            <w:tcW w:type="dxa" w:w="4320"/>
-          </w:tcPr>
-          <w:p>
-            <w:r>
-              <w:t>Version</w:t>
-            </w:r>
-          </w:p>
-        </w:tc>
-        <w:tc>
-          <w:tcPr>
-            <w:tcW w:type="dxa" w:w="4320"/>
-          </w:tcPr>
-          <w:p>
-            <w:r>
-              <w:t>Ändring (sammanfattning)</w:t>
-            </w:r>
-          </w:p>
-        </w:tc>
-      </w:tr>
-      <w:tr>
-        <w:tc>
-          <w:tcPr>
-            <w:tcW w:type="dxa" w:w="4320"/>
-          </w:tcPr>
-          <w:p>
-            <w:r>
-              <w:t>v1</w:t>
-            </w:r>
-          </w:p>
-        </w:tc>
-        <w:tc>
-          <w:tcPr>
-            <w:tcW w:type="dxa" w:w="4320"/>
-          </w:tcPr>
-          <w:p>
-            <w:r>
-              <w:t>Grundapp: kontroll 1–26, signering, lokal lagring, PDF-utskrift och backup</w:t>
-            </w:r>
-          </w:p>
-        </w:tc>
-      </w:tr>
-      <w:tr>
-        <w:tc>
-          <w:tcPr>
-            <w:tcW w:type="dxa" w:w="4320"/>
-          </w:tcPr>
-          <w:p>
-            <w:r>
-              <w:t>v2</w:t>
-            </w:r>
-          </w:p>
-        </w:tc>
-        <w:tc>
-          <w:tcPr>
-            <w:tcW w:type="dxa" w:w="4320"/>
-          </w:tcPr>
-          <w:p>
-            <w:r>
-              <w:t>Fritextfält per kontrollpunkt 9–26 + separat avvikelsekommentar</w:t>
-            </w:r>
-          </w:p>
-        </w:tc>
-      </w:tr>
-      <w:tr>
-        <w:tc>
-          <w:tcPr>
-            <w:tcW w:type="dxa" w:w="4320"/>
-          </w:tcPr>
-          <w:p>
-            <w:r>
-              <w:t>v3</w:t>
-            </w:r>
-          </w:p>
-        </w:tc>
-        <w:tc>
-          <w:tcPr>
-            <w:tcW w:type="dxa" w:w="4320"/>
-          </w:tcPr>
-          <w:p>
-            <w:r>
-              <w:t>Fotodokumentation (lägga till foto) + bilder i PDF</w:t>
-            </w:r>
-          </w:p>
-        </w:tc>
-      </w:tr>
-      <w:tr>
-        <w:tc>
-          <w:tcPr>
-            <w:tcW w:type="dxa" w:w="4320"/>
-          </w:tcPr>
-          <w:p>
-            <w:r>
-              <w:t>v4</w:t>
-            </w:r>
-          </w:p>
-        </w:tc>
-        <w:tc>
-          <w:tcPr>
-            <w:tcW w:type="dxa" w:w="4320"/>
-          </w:tcPr>
-          <w:p>
-            <w:r>
-              <w:t>Foto-spårbarhet: Typ + Kommentar per foto</w:t>
-            </w:r>
-          </w:p>
-        </w:tc>
-      </w:tr>
-      <w:tr>
-        <w:tc>
-          <w:tcPr>
-            <w:tcW w:type="dxa" w:w="4320"/>
-          </w:tcPr>
-          <w:p>
-            <w:r>
-              <w:t>v5</w:t>
-            </w:r>
-          </w:p>
-        </w:tc>
-        <w:tc>
-          <w:tcPr>
-            <w:tcW w:type="dxa" w:w="4320"/>
-          </w:tcPr>
-          <w:p>
-            <w:r>
-              <w:t>Foto kopplat till kontrollpunkt (t.ex. punkt 22 Skyltning) + versionshistorik i manualen</w:t>
-            </w:r>
-          </w:p>
-        </w:tc>
-      </w:tr>
-    </w:tbl>
     <w:p>
       <w:pPr>
-        <w:pStyle w:val="Heading1"/>
+        <w:pStyle w:val="Heading2"/>
       </w:pPr>
       <w:r>
-        <w:t>A. Projektsammanfattning (kort)</w:t>
+        <w:t>1. Starta appen</w:t>
+      </w:r>
+    </w:p>
+    <w:p>
+      <w:pPr>
+        <w:pStyle w:val="ListBullet"/>
+      </w:pPr>
+      <w:r>
+        <w:t>Öppna HTML-filen i Safari. För bästa upplevelse: Dela → ”Lägg till på hemskärmen”.</w:t>
+      </w:r>
+    </w:p>
+    <w:p>
+      <w:pPr>
+        <w:pStyle w:val="ListBullet"/>
+      </w:pPr>
+      <w:r>
+        <w:t>Appen fungerar offline och sparar kontroller lokalt på enheten.</w:t>
+      </w:r>
+    </w:p>
+    <w:p>
+      <w:pPr>
+        <w:pStyle w:val="Heading2"/>
+      </w:pPr>
+      <w:r>
+        <w:t>2. Skapa och genomför kontroll</w:t>
+      </w:r>
+    </w:p>
+    <w:p>
+      <w:pPr>
+        <w:pStyle w:val="ListNumber"/>
+      </w:pPr>
+      <w:r>
+        <w:t>Tryck ”Ny kontroll”.</w:t>
+      </w:r>
+    </w:p>
+    <w:p>
+      <w:pPr>
+        <w:pStyle w:val="ListNumber"/>
+      </w:pPr>
+      <w:r>
+        <w:t>Fyll i grunduppgifter (datum och kontrollant är obligatoriskt).</w:t>
+      </w:r>
+    </w:p>
+    <w:p>
+      <w:pPr>
+        <w:pStyle w:val="ListNumber"/>
+      </w:pPr>
+      <w:r>
+        <w:t>Fyll i fordon, förare och transportuppgifter.</w:t>
+      </w:r>
+    </w:p>
+    <w:p>
+      <w:pPr>
+        <w:pStyle w:val="ListNumber"/>
+      </w:pPr>
+      <w:r>
+        <w:t>Gå igenom kontrollpunkter 9–26 och välj resultat (OK / Avvikelse / Ej tillämpligt).</w:t>
+      </w:r>
+    </w:p>
+    <w:p>
+      <w:pPr>
+        <w:pStyle w:val="ListNumber"/>
+      </w:pPr>
+      <w:r>
+        <w:t>Vid Avvikelse: skriv alltid avvikelsekommentar.</w:t>
+      </w:r>
+    </w:p>
+    <w:p>
+      <w:pPr>
+        <w:pStyle w:val="ListNumber"/>
+      </w:pPr>
+      <w:r>
+        <w:t>Använd fritextfält även vid OK för egna observationer.</w:t>
+      </w:r>
+    </w:p>
+    <w:p>
+      <w:pPr>
+        <w:pStyle w:val="Heading2"/>
+      </w:pPr>
+      <w:r>
+        <w:t>3. Fotodokumentation (spårbarhet)</w:t>
+      </w:r>
+    </w:p>
+    <w:p>
+      <w:pPr>
+        <w:pStyle w:val="ListBullet"/>
+      </w:pPr>
+      <w:r>
+        <w:t>Lägg till foto vid behov (märkning, skyltning, utrustning, avvikelse).</w:t>
+      </w:r>
+    </w:p>
+    <w:p>
+      <w:pPr>
+        <w:pStyle w:val="ListBullet"/>
+      </w:pPr>
+      <w:r>
+        <w:t>Koppla varje foto till kontrollpunkt, välj Typ och skriv Kommentar.</w:t>
+      </w:r>
+    </w:p>
+    <w:p>
+      <w:pPr>
+        <w:pStyle w:val="ListBullet"/>
+      </w:pPr>
+      <w:r>
+        <w:t>Appen varnar om foto saknas vid vissa avvikelser (t.ex. punkt 19, 22, 25).</w:t>
+      </w:r>
+    </w:p>
+    <w:p>
+      <w:pPr>
+        <w:pStyle w:val="ListBullet"/>
+      </w:pPr>
+      <w:r>
+        <w:t>Foton följer med i PDF och vid backup.</w:t>
+      </w:r>
+    </w:p>
+    <w:p>
+      <w:pPr>
+        <w:pStyle w:val="Heading2"/>
+      </w:pPr>
+      <w:r>
+        <w:t>4. Avvikelsesammanställning</w:t>
       </w:r>
     </w:p>
     <w:p>
       <w:r>
-        <w:t>Projektet ersätter pappers-/Excelbaserade kontroller med en applikliknande HTML-lösning som säkerställer att alla kontrollpunkter hanteras, att signering och dokumentation (fritext + foto) finns, samt att underlag kan tas ut som PDF och säkerhetskopieras via backup.</w:t>
+        <w:t>Appen sammanställer automatiskt alla avvikelser med kommentarer och kopplade foton. Använd sammanställningen som kontroll före signering och beslut.</w:t>
+      </w:r>
+    </w:p>
+    <w:p>
+      <w:pPr>
+        <w:pStyle w:val="Heading2"/>
+      </w:pPr>
+      <w:r>
+        <w:t>5. Status</w:t>
+      </w:r>
+    </w:p>
+    <w:p>
+      <w:r>
+        <w:t>Status sätts till Slutförd, Kräver åtgärd eller Ej verifierad. Appen föreslår status baserat på avvikelser men kan justeras manuellt.</w:t>
+      </w:r>
+    </w:p>
+    <w:p>
+      <w:pPr>
+        <w:pStyle w:val="Heading2"/>
+      </w:pPr>
+      <w:r>
+        <w:t>6. Signering</w:t>
+      </w:r>
+    </w:p>
+    <w:p>
+      <w:r>
+        <w:t>Förare och kontrollant signerar på skärmen. Saknad signering ger varning men kan sparas enligt beslut.</w:t>
+      </w:r>
+    </w:p>
+    <w:p>
+      <w:pPr>
+        <w:pStyle w:val="Heading2"/>
+      </w:pPr>
+      <w:r>
+        <w:t>7. Spara, historik och PDF</w:t>
+      </w:r>
+    </w:p>
+    <w:p>
+      <w:pPr>
+        <w:pStyle w:val="ListBullet"/>
+      </w:pPr>
+      <w:r>
+        <w:t>Tryck ”Spara kontroll” – kontrollen lagras lokalt.</w:t>
+      </w:r>
+    </w:p>
+    <w:p>
+      <w:pPr>
+        <w:pStyle w:val="ListBullet"/>
+      </w:pPr>
+      <w:r>
+        <w:t>Tidigare kontroller visas under ”Kontroller (lokalt)” och kan sökas/filtreras.</w:t>
+      </w:r>
+    </w:p>
+    <w:p>
+      <w:pPr>
+        <w:pStyle w:val="ListBullet"/>
+      </w:pPr>
+      <w:r>
+        <w:t>”Skriv ut kontroll (PDF)” används för enskild kontroll.</w:t>
+      </w:r>
+    </w:p>
+    <w:p>
+      <w:pPr>
+        <w:pStyle w:val="ListBullet"/>
+      </w:pPr>
+      <w:r>
+        <w:t>”Skriv ut periodrapport (PDF)” används för sammanställning.</w:t>
+      </w:r>
+    </w:p>
+    <w:p>
+      <w:pPr>
+        <w:pStyle w:val="Heading2"/>
+      </w:pPr>
+      <w:r>
+        <w:t>8. Versionshantering</w:t>
+      </w:r>
+    </w:p>
+    <w:p>
+      <w:pPr>
+        <w:pStyle w:val="ListBullet"/>
+      </w:pPr>
+      <w:r>
+        <w:t>Efter backup låses kontroller automatiskt (read-only).</w:t>
+      </w:r>
+    </w:p>
+    <w:p>
+      <w:pPr>
+        <w:pStyle w:val="ListBullet"/>
+      </w:pPr>
+      <w:r>
+        <w:t>Ändringar ska göras genom att skapa ny version (v2, v3 …).</w:t>
+      </w:r>
+    </w:p>
+    <w:p>
+      <w:pPr>
+        <w:pStyle w:val="ListBullet"/>
+      </w:pPr>
+      <w:r>
+        <w:t>Orsak till ändring dokumenteras i ”Samlad anmärkning”.</w:t>
+      </w:r>
+    </w:p>
+    <w:p>
+      <w:r>
+        <w:br w:type="page"/>
       </w:r>
     </w:p>
     <w:p>
@@ -188,7 +276,41 @@
         <w:pStyle w:val="Heading1"/>
       </w:pPr>
       <w:r>
-        <w:t>B. Om systemet</w:t>
+        <w:t>DEL B – Intern rutin för backup &amp; arkivering</w:t>
+      </w:r>
+    </w:p>
+    <w:p>
+      <w:pPr>
+        <w:pStyle w:val="Heading2"/>
+      </w:pPr>
+      <w:r>
+        <w:t>9. Syfte</w:t>
+      </w:r>
+    </w:p>
+    <w:p>
+      <w:r>
+        <w:t>Syftet är att säkerställa att digitala kontroller säkerhetskopieras, skyddas mot oavsiktlig ändring och arkiveras på ett spårbart och enhetligt sätt.</w:t>
+      </w:r>
+    </w:p>
+    <w:p>
+      <w:pPr>
+        <w:pStyle w:val="Heading2"/>
+      </w:pPr>
+      <w:r>
+        <w:t>10. Omfattning</w:t>
+      </w:r>
+    </w:p>
+    <w:p>
+      <w:r>
+        <w:t>Rutinen gäller alla som genomför kontroller samt funktioner som ansvarar för uppföljning och arkivering.</w:t>
+      </w:r>
+    </w:p>
+    <w:p>
+      <w:pPr>
+        <w:pStyle w:val="Heading2"/>
+      </w:pPr>
+      <w:r>
+        <w:t>11. Roller och ansvar</w:t>
       </w:r>
     </w:p>
     <w:p>
@@ -196,7 +318,7 @@
         <w:pStyle w:val="ListBullet"/>
       </w:pPr>
       <w:r>
-        <w:t>Plattform: En (1) HTML-fil som öppnas i Safari och kan läggas till på hemskärmen.</w:t>
+        <w:t>Kontrollant: genomför kontroll och tar backup enligt fastställd frekvens.</w:t>
       </w:r>
     </w:p>
     <w:p>
@@ -204,7 +326,7 @@
         <w:pStyle w:val="ListBullet"/>
       </w:pPr>
       <w:r>
-        <w:t>Offline: Fungerar utan nät. Data lagras i webbläsarens lokala lagring (localStorage).</w:t>
+        <w:t>Arkivansvarig: säkerställer lagring, struktur och bevarande av backupfiler.</w:t>
       </w:r>
     </w:p>
     <w:p>
@@ -212,7 +334,15 @@
         <w:pStyle w:val="ListBullet"/>
       </w:pPr>
       <w:r>
-        <w:t>Backup: Export/import av alla kontroller som JSON-fil (rekommenderas regelbundet).</w:t>
+        <w:t>Chef/Säkerhetsrådgivare: följer upp efterlevnad och analyserar periodrapporter.</w:t>
+      </w:r>
+    </w:p>
+    <w:p>
+      <w:pPr>
+        <w:pStyle w:val="Heading2"/>
+      </w:pPr>
+      <w:r>
+        <w:t>12. Backupfrekvens</w:t>
       </w:r>
     </w:p>
     <w:p>
@@ -220,7 +350,7 @@
         <w:pStyle w:val="ListBullet"/>
       </w:pPr>
       <w:r>
-        <w:t>PDF: Utskrift sker via Safari ”Skriv ut” → ”Spara som PDF”. Finns för enskild kontroll och periodrapport.</w:t>
+        <w:t>Snabb-backup: minst var 14:e dag.</w:t>
       </w:r>
     </w:p>
     <w:p>
@@ -228,7 +358,7 @@
         <w:pStyle w:val="ListBullet"/>
       </w:pPr>
       <w:r>
-        <w:t>Signering: Förare och kontrollant signerar på skärm (sparas som bild i kontrollposten).</w:t>
+        <w:t>Alltid efter kontroll med allvarlig avvikelse.</w:t>
       </w:r>
     </w:p>
     <w:p>
@@ -236,7 +366,60 @@
         <w:pStyle w:val="ListBullet"/>
       </w:pPr>
       <w:r>
-        <w:t>Fritext: Varje kontrollpunkt 9–26 har alltid ett fritextfält + separat avvikelsekommentar vid Avvikelse.</w:t>
+        <w:t>Alltid före enhetsbyte eller service.</w:t>
+      </w:r>
+    </w:p>
+    <w:p>
+      <w:pPr>
+        <w:pStyle w:val="Heading2"/>
+      </w:pPr>
+      <w:r>
+        <w:t>13. Genomförande av backup</w:t>
+      </w:r>
+    </w:p>
+    <w:p>
+      <w:pPr>
+        <w:pStyle w:val="ListNumber"/>
+      </w:pPr>
+      <w:r>
+        <w:t>Tryck ”Snabb-backup” i appen.</w:t>
+      </w:r>
+    </w:p>
+    <w:p>
+      <w:pPr>
+        <w:pStyle w:val="ListNumber"/>
+      </w:pPr>
+      <w:r>
+        <w:t>Spara JSON-filen på godkänd arkivplats.</w:t>
+      </w:r>
+    </w:p>
+    <w:p>
+      <w:pPr>
+        <w:pStyle w:val="ListNumber"/>
+      </w:pPr>
+      <w:r>
+        <w:t>Verifiera att filen är korrekt sparad.</w:t>
+      </w:r>
+    </w:p>
+    <w:p>
+      <w:pPr>
+        <w:pStyle w:val="ListNumber"/>
+      </w:pPr>
+      <w:r>
+        <w:t>Efter backup låses kontroller automatiskt.</w:t>
+      </w:r>
+    </w:p>
+    <w:p>
+      <w:pPr>
+        <w:pStyle w:val="Heading2"/>
+      </w:pPr>
+      <w:r>
+        <w:t>14. Arkivering och filnamn</w:t>
+      </w:r>
+    </w:p>
+    <w:p>
+      <w:r>
+        <w:t>Rekommenderad struktur:</w:t>
       </w:r>
     </w:p>
     <w:p>
@@ -244,7 +427,7 @@
         <w:pStyle w:val="ListBullet"/>
       </w:pPr>
       <w:r>
-        <w:t>Foto (spårbarhet): Varje foto får Kontrollpunkt + Typ + Kommentar. Detta följer med i PDF.</w:t>
+        <w:t>Arkiv/FG-kontroller/Backup/ÅR/</w:t>
       </w:r>
     </w:p>
     <w:p>
@@ -252,15 +435,7 @@
         <w:pStyle w:val="ListBullet"/>
       </w:pPr>
       <w:r>
-        <w:t>Begränsningar: Om Safari-data rensas kan lokala kontroller försvinna – därför är backup viktigt.</w:t>
-      </w:r>
-    </w:p>
-    <w:p>
-      <w:pPr>
-        <w:pStyle w:val="Heading1"/>
-      </w:pPr>
-      <w:r>
-        <w:t>Praktisk användning (kort)</w:t>
+        <w:t>Arkiv/FG-kontroller/PDF/ÅR/</w:t>
       </w:r>
     </w:p>
     <w:p>
@@ -268,7 +443,15 @@
         <w:pStyle w:val="ListBullet"/>
       </w:pPr>
       <w:r>
-        <w:t>Skapa ny kontroll → fyll i uppgifter → genomför kontrollpunkter 9–26.</w:t>
+        <w:t>Filnamn: FG_Backup_YYYY-MM-DD.json</w:t>
+      </w:r>
+    </w:p>
+    <w:p>
+      <w:pPr>
+        <w:pStyle w:val="Heading2"/>
+      </w:pPr>
+      <w:r>
+        <w:t>15. Spårbarhet och ändringskontroll</w:t>
       </w:r>
     </w:p>
     <w:p>
@@ -276,7 +459,7 @@
         <w:pStyle w:val="ListBullet"/>
       </w:pPr>
       <w:r>
-        <w:t>Vid behov: lägg till foton och koppla dem till relevanta kontrollpunkter.</w:t>
+        <w:t>Låsta kontroller ska inte ändras.</w:t>
       </w:r>
     </w:p>
     <w:p>
@@ -284,7 +467,7 @@
         <w:pStyle w:val="ListBullet"/>
       </w:pPr>
       <w:r>
-        <w:t>Spara kontrollen. Skriv ut PDF vid behov.</w:t>
+        <w:t>Vid behov av ändring: skapa ny version.</w:t>
       </w:r>
     </w:p>
     <w:p>
@@ -292,12 +475,63 @@
         <w:pStyle w:val="ListBullet"/>
       </w:pPr>
       <w:r>
-        <w:t>Ta backup regelbundet och spara på säker plats.</w:t>
+        <w:t>Manuell upplåsning ska undvikas och dokumenteras vid undantag.</w:t>
+      </w:r>
+    </w:p>
+    <w:p>
+      <w:pPr>
+        <w:pStyle w:val="Heading2"/>
+      </w:pPr>
+      <w:r>
+        <w:t>16. Bevarande (rekommendation)</w:t>
+      </w:r>
+    </w:p>
+    <w:p>
+      <w:pPr>
+        <w:pStyle w:val="ListBullet"/>
+      </w:pPr>
+      <w:r>
+        <w:t>Backupfiler: minst 24 månader.</w:t>
+      </w:r>
+    </w:p>
+    <w:p>
+      <w:pPr>
+        <w:pStyle w:val="ListBullet"/>
+      </w:pPr>
+      <w:r>
+        <w:t>Kontroller med avvikelse/incident: minst 36 månader eller enligt krav.</w:t>
+      </w:r>
+    </w:p>
+    <w:p>
+      <w:pPr>
+        <w:pStyle w:val="Heading2"/>
+      </w:pPr>
+      <w:r>
+        <w:t>17. Återställning</w:t>
+      </w:r>
+    </w:p>
+    <w:p>
+      <w:pPr>
+        <w:pStyle w:val="ListBullet"/>
+      </w:pPr>
+      <w:r>
+        <w:t>Vid förlust av enhet: importera senaste backupfil.</w:t>
+      </w:r>
+    </w:p>
+    <w:p>
+      <w:pPr>
+        <w:pStyle w:val="ListBullet"/>
+      </w:pPr>
+      <w:r>
+        <w:t>Verifiera historik och foton efter import.</w:t>
       </w:r>
     </w:p>
     <w:p>
       <w:r>
-        <w:t>Denna manual är framtagen för att säkerställa ett enhetligt, säkert och spårbart arbetssätt vid kontroller av transporter av farligt gods.</w:t>
+        <w:rPr>
+          <w:i/>
+        </w:rPr>
+        <w:t>Dokumenttyp: Sammanslagen manual (användning + intern rutin). Datum: 2026-03-24.</w:t>
       </w:r>
     </w:p>
     <w:sectPr>
